--- a/rapports/2026-06-06/EQ1/EQ1_enq2_v2/DR_011301220059/68-80-15-88.docx
+++ b/rapports/2026-06-06/EQ1/EQ1_enq2_v2/DR_011301220059/68-80-15-88.docx
@@ -297,7 +297,7 @@
           <w:color w:val="1F6FEB"/>
           <w:sz w:val="22"/>
         </w:rPr>
-        <w:t>⚠ INCOHÉRENCES À CORRIGER (96)</w:t>
+        <w:t>⚠ INCOHÉRENCES À CORRIGER (94)</w:t>
       </w:r>
     </w:p>
     <w:tbl>
@@ -665,7 +665,7 @@
                 <w:i w:val="0"/>
                 <w:sz w:val="17"/>
               </w:rPr>
-              <w:t>Incohérence!!! seulement les écoles gouvermentales paient les cotisations (Gouvernement, communauté, ONG ou organisation humanitaire).</w:t>
+              <w:t>Incohérent!! Le niveau d'instruction déclaré par l'un des enfants () au niveau de la section 1 de KATIME TOURE diffère de celui donné par KATIME TOURE lui-même qui affirme ne pas avoir frequenté l'école formelle.</w:t>
             </w:r>
           </w:p>
         </w:tc>
@@ -755,7 +755,7 @@
                 <w:i w:val="0"/>
                 <w:sz w:val="17"/>
               </w:rPr>
-              <w:t>Incohérent!! Le niveau d'instruction déclaré par l'un des enfants () au niveau de la section 1 de KATIME TOURE diffère de celui donné par KATIME TOURE lui-même qui affirme ne pas avoir frequenté l'école formelle.</w:t>
+              <w:t>Incohérent!! Le niveau d'instruction déclaré par l'un des enfants () au niveau de la section 1 de NDEYE TOURE diffère de celui donné par NDEYE TOURE lui-même qui affirme ne pas avoir frequenté l'école formelle.</w:t>
             </w:r>
           </w:p>
         </w:tc>
@@ -770,10 +770,10 @@
               <w:rPr>
                 <w:b/>
                 <w:i w:val="0"/>
-                <w:color w:val="DC2626"/>
-                <w:sz w:val="16"/>
-              </w:rPr>
-              <w:t>Haute</w:t>
+                <w:color w:val="EA580C"/>
+                <w:sz w:val="16"/>
+              </w:rPr>
+              <w:t>Moyenne</w:t>
             </w:r>
           </w:p>
         </w:tc>
@@ -788,7 +788,7 @@
                 <w:i w:val="0"/>
                 <w:sz w:val="16"/>
               </w:rPr>
-              <w:t>S02</w:t>
+              <w:t>S00</w:t>
               <w:br/>
             </w:r>
             <w:r>
@@ -798,7 +798,7 @@
                 <w:color w:val="64748B"/>
                 <w:sz w:val="14"/>
               </w:rPr>
-              <w:t>Éducation</w:t>
+              <w:t>Identification</w:t>
             </w:r>
           </w:p>
         </w:tc>
@@ -845,7 +845,7 @@
                 <w:i w:val="0"/>
                 <w:sz w:val="17"/>
               </w:rPr>
-              <w:t>Incohérent!! Le niveau d'instruction déclaré par l'un des enfants () au niveau de la section 1 de NDEYE TOURE diffère de celui donné par NDEYE TOURE lui-même qui affirme ne pas avoir frequenté l'école formelle.</w:t>
+              <w:t>L'adresse ou localisation du ménage doit être renseignée et ne doit pas contenir des numéros de téléphone.</w:t>
             </w:r>
           </w:p>
         </w:tc>
@@ -935,7 +935,7 @@
                 <w:i w:val="0"/>
                 <w:sz w:val="17"/>
               </w:rPr>
-              <w:t>L'adresse ou localisation du ménage doit être renseignée et ne doit pas contenir des numéros de téléphone.</w:t>
+              <w:t>Prière de renseigner la bonne adresse.</w:t>
             </w:r>
           </w:p>
         </w:tc>
@@ -1025,7 +1025,7 @@
                 <w:i w:val="0"/>
                 <w:sz w:val="17"/>
               </w:rPr>
-              <w:t>Prière de renseigner la bonne adresse.</w:t>
+              <w:t>Les coordonnées GPS ménage prises lors de l'enquête principale diffèrent de celles du dénombrement, êtes vous sûr d'avoir enquêté le bon ménage si non chercher le bon ménage.</w:t>
             </w:r>
           </w:p>
         </w:tc>
@@ -1115,7 +1115,7 @@
                 <w:i w:val="0"/>
                 <w:sz w:val="17"/>
               </w:rPr>
-              <w:t>Les coordonnées GPS ménage prises lors de l'enquête principale diffèrent de celles du dénombrement, êtes vous sûr d'avoir enquêté le bon ménage si non chercher le bon ménage.</w:t>
+              <w:t>Attention! Il manque des informations non renseignées dans la section 0, prière de regarder toutes les autres informations dans l'identification du ménage (IDENTIFICATION ET RENSEIGNEMENTS DE CONTROLE) ou dans OBSERVATIONS pour pouvoir renseigné toutes les questions liées au ménage.</w:t>
             </w:r>
           </w:p>
         </w:tc>
@@ -1148,7 +1148,7 @@
                 <w:i w:val="0"/>
                 <w:sz w:val="16"/>
               </w:rPr>
-              <w:t>S00</w:t>
+              <w:t>S01</w:t>
               <w:br/>
             </w:r>
             <w:r>
@@ -1158,7 +1158,7 @@
                 <w:color w:val="64748B"/>
                 <w:sz w:val="14"/>
               </w:rPr>
-              <w:t>Identification</w:t>
+              <w:t>Démographie</w:t>
             </w:r>
           </w:p>
         </w:tc>
@@ -1205,7 +1205,7 @@
                 <w:i w:val="0"/>
                 <w:sz w:val="17"/>
               </w:rPr>
-              <w:t>Attention! Il manque des informations non renseignées dans la section 0, prière de regarder toutes les autres informations dans l'identification du ménage (IDENTIFICATION ET RENSEIGNEMENTS DE CONTROLE) ou dans OBSERVATIONS pour pouvoir renseigné toutes les questions liées au ménage.</w:t>
+              <w:t>Prière de verifier l'information donnée par MOHAMED TOURE ou corriger au niveau de la section 1.</w:t>
             </w:r>
           </w:p>
         </w:tc>
@@ -1295,187 +1295,7 @@
                 <w:i w:val="0"/>
                 <w:sz w:val="17"/>
               </w:rPr>
-              <w:t>Prière de verifier l'information donnée par MOHAMED TOURE ou corriger au niveau de la section 1.</w:t>
-            </w:r>
-          </w:p>
-        </w:tc>
-      </w:tr>
-      <w:tr>
-        <w:tc>
-          <w:tcPr>
-            <w:tcW w:type="dxa" w:w="964"/>
-          </w:tcPr>
-          <w:p>
-            <w:r>
-              <w:rPr>
-                <w:b/>
-                <w:i w:val="0"/>
-                <w:color w:val="EA580C"/>
-                <w:sz w:val="16"/>
-              </w:rPr>
-              <w:t>Moyenne</w:t>
-            </w:r>
-          </w:p>
-        </w:tc>
-        <w:tc>
-          <w:tcPr>
-            <w:tcW w:type="dxa" w:w="1247"/>
-          </w:tcPr>
-          <w:p>
-            <w:r>
-              <w:rPr>
-                <w:b/>
-                <w:i w:val="0"/>
-                <w:sz w:val="16"/>
-              </w:rPr>
-              <w:t>S01</w:t>
-              <w:br/>
-            </w:r>
-            <w:r>
-              <w:rPr>
-                <w:b w:val="0"/>
-                <w:i w:val="0"/>
-                <w:color w:val="64748B"/>
-                <w:sz w:val="14"/>
-              </w:rPr>
-              <w:t>Démographie</w:t>
-            </w:r>
-          </w:p>
-        </w:tc>
-        <w:tc>
-          <w:tcPr>
-            <w:tcW w:type="dxa" w:w="1531"/>
-          </w:tcPr>
-          <w:p>
-            <w:r>
-              <w:rPr>
-                <w:b/>
-                <w:i w:val="0"/>
-                <w:color w:val="16A34A"/>
-                <w:sz w:val="16"/>
-              </w:rPr>
-              <w:t>—</w:t>
-            </w:r>
-          </w:p>
-        </w:tc>
-        <w:tc>
-          <w:tcPr>
-            <w:tcW w:type="dxa" w:w="1191"/>
-          </w:tcPr>
-          <w:p>
-            <w:r>
-              <w:rPr>
-                <w:b w:val="0"/>
-                <w:i w:val="0"/>
-                <w:color w:val="64748B"/>
-                <w:sz w:val="16"/>
-              </w:rPr>
-              <w:t>GT-CQ</w:t>
-            </w:r>
-          </w:p>
-        </w:tc>
-        <w:tc>
-          <w:tcPr>
-            <w:tcW w:type="dxa" w:w="4706"/>
-          </w:tcPr>
-          <w:p>
-            <w:r>
-              <w:rPr>
-                <w:b w:val="0"/>
-                <w:i w:val="0"/>
-                <w:sz w:val="17"/>
-              </w:rPr>
               <w:t>Prière de verifier l'information donnée par SEYNABOU TOURE ou corriger au niveau de la section 1.</w:t>
-            </w:r>
-          </w:p>
-        </w:tc>
-      </w:tr>
-      <w:tr>
-        <w:tc>
-          <w:tcPr>
-            <w:tcW w:type="dxa" w:w="964"/>
-          </w:tcPr>
-          <w:p>
-            <w:r>
-              <w:rPr>
-                <w:b/>
-                <w:i w:val="0"/>
-                <w:color w:val="EA580C"/>
-                <w:sz w:val="16"/>
-              </w:rPr>
-              <w:t>Moyenne</w:t>
-            </w:r>
-          </w:p>
-        </w:tc>
-        <w:tc>
-          <w:tcPr>
-            <w:tcW w:type="dxa" w:w="1247"/>
-          </w:tcPr>
-          <w:p>
-            <w:r>
-              <w:rPr>
-                <w:b/>
-                <w:i w:val="0"/>
-                <w:sz w:val="16"/>
-              </w:rPr>
-              <w:t>S02</w:t>
-              <w:br/>
-            </w:r>
-            <w:r>
-              <w:rPr>
-                <w:b w:val="0"/>
-                <w:i w:val="0"/>
-                <w:color w:val="64748B"/>
-                <w:sz w:val="14"/>
-              </w:rPr>
-              <w:t>Éducation</w:t>
-            </w:r>
-          </w:p>
-        </w:tc>
-        <w:tc>
-          <w:tcPr>
-            <w:tcW w:type="dxa" w:w="1531"/>
-          </w:tcPr>
-          <w:p>
-            <w:r>
-              <w:rPr>
-                <w:b/>
-                <w:i w:val="0"/>
-                <w:color w:val="16A34A"/>
-                <w:sz w:val="16"/>
-              </w:rPr>
-              <w:t>—</w:t>
-            </w:r>
-          </w:p>
-        </w:tc>
-        <w:tc>
-          <w:tcPr>
-            <w:tcW w:type="dxa" w:w="1191"/>
-          </w:tcPr>
-          <w:p>
-            <w:r>
-              <w:rPr>
-                <w:b w:val="0"/>
-                <w:i w:val="0"/>
-                <w:color w:val="64748B"/>
-                <w:sz w:val="16"/>
-              </w:rPr>
-              <w:t>GT-CQ</w:t>
-            </w:r>
-          </w:p>
-        </w:tc>
-        <w:tc>
-          <w:tcPr>
-            <w:tcW w:type="dxa" w:w="4706"/>
-          </w:tcPr>
-          <w:p>
-            <w:r>
-              <w:rPr>
-                <w:b w:val="0"/>
-                <w:i w:val="0"/>
-                <w:sz w:val="17"/>
-              </w:rPr>
-              <w:t>veuillez, s'il vous plait, confirmer la cotisation ( 17000 FCFA) payée de MOHAMED TOURE avec le QG ou apporter les corrections nécessaires.</w:t>
             </w:r>
           </w:p>
         </w:tc>
